--- a/MHBV 011026/03_FINANCEIRO/MHBV-05_Auditoria_de_Riscos_360.docx
+++ b/MHBV 011026/03_FINANCEIRO/MHBV-05_Auditoria_de_Riscos_360.docx
@@ -233,7 +233,7 @@
                 <w:sz w:val="18"/>
                 <w:szCs w:val="18"/>
               </w:rPr>
-              <w:t xml:space="preserve">MHBV 011026 (01/10/2026) · edição executiva</w:t>
+              <w:t xml:space="preserve">MHBV 071026 (07/10/2026) · edição executiva</w:t>
             </w:r>
           </w:p>
         </w:tc>
@@ -532,7 +532,7 @@
                 <w:sz w:val="19"/>
                 <w:szCs w:val="19"/>
               </w:rPr>
-              <w:t xml:space="preserve">1,52x</w:t>
+              <w:t xml:space="preserve">1,51x</w:t>
             </w:r>
             <w:r>
               <w:rPr>
@@ -551,7 +551,7 @@
                 <w:sz w:val="19"/>
                 <w:szCs w:val="19"/>
               </w:rPr>
-              <w:t xml:space="preserve">R$ 3,29 mi</w:t>
+              <w:t xml:space="preserve">R$ 3,83 mi</w:t>
             </w:r>
             <w:r>
               <w:rPr>
@@ -580,7 +580,7 @@
                 <w:sz w:val="19"/>
                 <w:szCs w:val="19"/>
               </w:rPr>
-              <w:t>Risco em ratificação: 8 municípios nomeados no Anexo I (decisão de 29/09), pendente a ratificação na Assembleia de 28/11/2026 (9 atuais + 8 = Boa Viagem + 16) —</w:t>
+              <w:t xml:space="preserve">Anexo I fechado com 17 municípios (Boa Viagem + 16; campo 17 = Banabuiú, decisão D4): 520,9 t em 2024; a meta de 250 t exige 48% dessa produção. Pendente apenas a ratificação na Assembleia de 28/11/2026 e a confirmação das fichas de colmeias.</w:t>
             </w:r>
             <w:r>
               <w:rPr>
@@ -599,7 +599,7 @@
                 <w:sz w:val="19"/>
                 <w:szCs w:val="19"/>
               </w:rPr>
-              <w:t xml:space="preserve"> os 9 atuais somam 329,5 t (IBGE/PPM 2024) e a meta de 250 t exige </w:t>
+              <w:t xml:space="preserve"/>
             </w:r>
             <w:r>
               <w:rPr>
@@ -609,7 +609,7 @@
                 <w:sz w:val="19"/>
                 <w:szCs w:val="19"/>
               </w:rPr>
-              <w:t xml:space="preserve">76%</w:t>
+              <w:t xml:space="preserve"/>
             </w:r>
             <w:r>
               <w:rPr>
@@ -618,7 +618,7 @@
                 <w:sz w:val="19"/>
                 <w:szCs w:val="19"/>
               </w:rPr>
-              <w:t xml:space="preserve"> dessa produção.</w:t>
+              <w:t xml:space="preserve"/>
             </w:r>
           </w:p>
           <w:p>
@@ -667,7 +667,7 @@
                 <w:sz w:val="19"/>
                 <w:szCs w:val="19"/>
               </w:rPr>
-              <w:t xml:space="preserve">1,31x</w:t>
+              <w:t xml:space="preserve">1,29x</w:t>
             </w:r>
             <w:r>
               <w:rPr>
@@ -1270,7 +1270,7 @@
                 <w:sz w:val="15"/>
                 <w:szCs w:val="15"/>
               </w:rPr>
-              <w:t xml:space="preserve">1,52x, com cooperado a 65% do índice PAA/Conab-CE</w:t>
+              <w:t xml:space="preserve">1,51x, com cooperado a 65% do índice PAA/Conab-CE</w:t>
             </w:r>
           </w:p>
         </w:tc>
@@ -1418,7 +1418,7 @@
                 <w:sz w:val="15"/>
                 <w:szCs w:val="15"/>
               </w:rPr>
-              <w:t xml:space="preserve">Escala do entreposto (~550 m²)</w:t>
+              <w:t xml:space="preserve">Escala do entreposto (630 m² úteis)</w:t>
             </w:r>
           </w:p>
         </w:tc>
@@ -1454,7 +1454,7 @@
                 <w:sz w:val="15"/>
                 <w:szCs w:val="15"/>
               </w:rPr>
-              <w:t xml:space="preserve">R$ 3,29 mi = obras 1,30 + equipamentos e lab 1,69 + projetos 0,30</w:t>
+              <w:t xml:space="preserve">R$ 3,83 mi = obras 1,79 + equipamentos e lab 1,69 + projetos 0,35</w:t>
             </w:r>
           </w:p>
         </w:tc>
@@ -1808,7 +1808,7 @@
                 <w:sz w:val="15"/>
                 <w:szCs w:val="15"/>
               </w:rPr>
-              <w:t>8 municípios nomeados no Anexo I (decisão de 29/09); pendente a ratificação na Assembleia de 28/11/2026 e a confirmação das fichas de colmeias (9 atuais + 8 = Boa Viagem + 16) — 9 atuais = 329,5 t (IBGE/PPM 2024); 250 t = 76%</w:t>
+              <w:t xml:space="preserve">Anexo I fechado com 17 municípios (Boa Viagem + 16; campo 17 = Banabuiú, decisão D4) — 520,9 t em 2024; 250 t = 48%. Pendentes: ratificação na Assembleia de 28/11/2026 e confirmação das fichas de colmeias</w:t>
             </w:r>
           </w:p>
         </w:tc>
@@ -1844,7 +1844,7 @@
                 <w:sz w:val="15"/>
                 <w:szCs w:val="15"/>
               </w:rPr>
-              <w:t xml:space="preserve">Oferta insuficiente para a meta; ponto fraco no pleito FNE</w:t>
+              <w:t xml:space="preserve">Sem ratificação e sem fichas, a oferta não fica comprovada; ponto fraco no pleito FNE</w:t>
             </w:r>
           </w:p>
         </w:tc>
@@ -1880,7 +1880,7 @@
                 <w:sz w:val="15"/>
                 <w:szCs w:val="15"/>
               </w:rPr>
-              <w:t xml:space="preserve">Assembleia de Constituição: os 8 municípios vizinhos que faltam no Anexo I são fixados na Assembleia de Constituição (28/11/2026); ampliações posteriores, por AGE (Estatuto, arts. 2º e 19, I)</w:t>
+              <w:t xml:space="preserve">Assembleia de Constituição (28/11/2026): ratificar o Anexo I com os 17 municípios; ampliações posteriores, por AGE (Estatuto, arts. 2º e 19, I)</w:t>
             </w:r>
           </w:p>
         </w:tc>
@@ -2003,7 +2003,7 @@
                 <w:sz w:val="15"/>
                 <w:szCs w:val="15"/>
               </w:rPr>
-              <w:t xml:space="preserve"> → cobertura 1,31x</w:t>
+              <w:t xml:space="preserve"> → cobertura 1,29x</w:t>
             </w:r>
           </w:p>
         </w:tc>
@@ -2429,7 +2429,7 @@
                 <w:sz w:val="15"/>
                 <w:szCs w:val="15"/>
               </w:rPr>
-              <w:t xml:space="preserve">Capex sobe (capex +20% = 2,48x)</w:t>
+              <w:t xml:space="preserve">Capex sobe (capex +20% = 2,47x)</w:t>
             </w:r>
           </w:p>
         </w:tc>
@@ -4648,7 +4648,7 @@
                 <w:sz w:val="15"/>
                 <w:szCs w:val="15"/>
               </w:rPr>
-              <w:t>Ratificar os 8 municípios já nomeados no Anexo I na Assembleia de 28/11/2026, ampliações por AGE; volume −20% (200 t) = 1,67x ✓; piloto comprova o volume</w:t>
+              <w:t xml:space="preserve">Ratificar o Anexo I fechado (17 municípios, 520,9 t em 2024; campo 17 = Banabuiú) na Assembleia de 28/11/2026, ampliações por AGE; volume −20% (200 t) = 1,65x ✓; piloto comprova o volume</w:t>
             </w:r>
           </w:p>
         </w:tc>
@@ -4833,7 +4833,7 @@
                 <w:sz w:val="15"/>
                 <w:szCs w:val="15"/>
               </w:rPr>
-              <w:t xml:space="preserve">Cooperado indexado a 65% do índice PAA/Conab-CE; cobertura 1,52x ✓</w:t>
+              <w:t xml:space="preserve">Cooperado indexado a 65% do índice PAA/Conab-CE; cobertura 1,51x ✓</w:t>
             </w:r>
           </w:p>
         </w:tc>
@@ -5018,7 +5018,7 @@
                 <w:sz w:val="15"/>
                 <w:szCs w:val="15"/>
               </w:rPr>
-              <w:t xml:space="preserve">1,31x ✗ — cartas de intenção + PAA-CE antes do protocolo</w:t>
+              <w:t xml:space="preserve">1,29x ✗ — cartas de intenção + PAA-CE antes do protocolo</w:t>
             </w:r>
           </w:p>
         </w:tc>
@@ -5429,7 +5429,7 @@
                 <w:sz w:val="15"/>
                 <w:szCs w:val="15"/>
               </w:rPr>
-              <w:t xml:space="preserve">Capital próprio (R$ 1,29 mi) não fechar</w:t>
+              <w:t xml:space="preserve">Capital próprio (R$ 1,83 mi) não fechar</w:t>
             </w:r>
           </w:p>
         </w:tc>
@@ -5573,7 +5573,7 @@
                 <w:sz w:val="15"/>
                 <w:szCs w:val="15"/>
               </w:rPr>
-              <w:t xml:space="preserve">Cotas-parte, retenção de 5%, Fundo de Investimento, cessão de área, Projeto São José/emendas [valores NÃO VERIFICADOS]</w:t>
+              <w:t xml:space="preserve">Cotas-parte, retenção de 5%, Fundo de Investimento, cessão de área, Projeto São José/emendas [valores NÃO VERIFICADOS]. O aumento de R$ 0,54 mi vem de capital próprio/subvenção (São José, emendas, CDRU), nunca de mais FNE (+R$ 0,1 mi de FNE → mel −20% ≈ 1,46x)</w:t>
             </w:r>
           </w:p>
         </w:tc>
@@ -5758,7 +5758,7 @@
                 <w:sz w:val="15"/>
                 <w:szCs w:val="15"/>
               </w:rPr>
-              <w:t xml:space="preserve">Cobertura 2,48x ✓; 3 orçamentos por item</w:t>
+              <w:t xml:space="preserve">Cobertura 2,47x ✓ (R$ 4,60 mi); 3 orçamentos por item. Obra orçada por tipo de área + 6% de estrutura + BDI 25% (MHBV-18, Cenário 2); preços unitários [REQUER VERIFICAÇÃO EXTERNA].</w:t>
             </w:r>
           </w:p>
         </w:tc>
@@ -6498,7 +6498,7 @@
                 <w:sz w:val="15"/>
                 <w:szCs w:val="15"/>
               </w:rPr>
-              <w:t xml:space="preserve">Cobertura 2,23x ✓</w:t>
+              <w:t xml:space="preserve">Cobertura 2,22x ✓</w:t>
             </w:r>
           </w:p>
         </w:tc>
@@ -6935,7 +6935,7 @@
         <w:sz w:val="15"/>
         <w:szCs w:val="15"/>
       </w:rPr>
-      <w:t xml:space="preserve">Emissão: MHBV 011026 (01/10/2026) · Comissão Organizadora · Boa Viagem/CE · (88) 99726-4831</w:t>
+      <w:t xml:space="preserve">Emissão: MHBV 071026 (07/10/2026) · Comissão Organizadora · Boa Viagem/CE · (88) 99726-4831</w:t>
     </w:r>
   </w:p>
 </w:ftr>
@@ -7161,7 +7161,7 @@
         <w:sz w:val="14"/>
         <w:szCs w:val="14"/>
       </w:rPr>
-      <w:t xml:space="preserve">	MHBV-05 · MHBV 011026 (01/10/2026)</w:t>
+      <w:t xml:space="preserve">	MHBV-05 · MHBV 071026 (07/10/2026)</w:t>
     </w:r>
   </w:p>
   <w:p>
